--- a/site/downloads/digital-assets-framework-guide.docx
+++ b/site/downloads/digital-assets-framework-guide.docx
@@ -422,7 +422,7 @@
         <w:t xml:space="preserve"> </w:t>
       </w:r>
       <w:r>
-        <w:t xml:space="preserve">Its identity and eligibility tools match the Act’s requirement for transparent, non-discriminatory eligibility rules</w:t>
+        <w:t xml:space="preserve">Its identity and eligibility tools can enforce the kind of eligibility rules the Act asks platforms to set out, though the platform operator still has to make those rules transparent and non-discriminatory</w:t>
       </w:r>
       <w:r>
         <w:rPr>
@@ -4074,7 +4074,7 @@
         <w:pStyle w:val="FirstParagraph"/>
       </w:pPr>
       <w:r>
-        <w:t xml:space="preserve">Saved copies of every source, with SHA-256 fingerprints, are published with the online guide at https://australia-digital-assets-framework-ten.vercel.app/source-list.html.</w:t>
+        <w:t xml:space="preserve">Saved copies of every source, with SHA-256 fingerprints, are published with the online guide at https://australia-digital-assets-framework.vercel.app/source-list.html.</w:t>
       </w:r>
     </w:p>
     <w:p>
